--- a/docs/Platforma-tavsifi.docx
+++ b/docs/Platforma-tavsifi.docx
@@ -8216,7 +8216,7 @@
                 <w:sz w:val="19"/>
                 <w:szCs w:val="19"/>
               </w:rPr>
-              <w:t xml:space="preserve">3</w:t>
+              <w:t xml:space="preserve">2</w:t>
             </w:r>
           </w:p>
         </w:tc>
@@ -8240,7 +8240,7 @@
                 <w:sz w:val="19"/>
                 <w:szCs w:val="19"/>
               </w:rPr>
-              <w:t xml:space="preserve">2</w:t>
+              <w:t xml:space="preserve">1</w:t>
             </w:r>
           </w:p>
         </w:tc>
@@ -8316,7 +8316,7 @@
                 <w:sz w:val="19"/>
                 <w:szCs w:val="19"/>
               </w:rPr>
-              <w:t xml:space="preserve">1</w:t>
+              <w:t xml:space="preserve">2</w:t>
             </w:r>
           </w:p>
         </w:tc>
@@ -8341,7 +8341,7 @@
                 <w:sz w:val="19"/>
                 <w:szCs w:val="19"/>
               </w:rPr>
-              <w:t xml:space="preserve">3</w:t>
+              <w:t xml:space="preserve">4</w:t>
             </w:r>
           </w:p>
         </w:tc>
@@ -10929,7 +10929,7 @@
           <w:sz w:val="21"/>
           <w:szCs w:val="21"/>
         </w:rPr>
-        <w:t xml:space="preserve">Yana ikkita nazorat rejalashtirilgan: C1 (20%) va C2 (50%):</w:t>
+        <w:t xml:space="preserve">Yana ikkita nazorat rejalashtirilgan: C1 (55%) va C2 (50%):</w:t>
       </w:r>
     </w:p>
     <w:p>
@@ -10945,7 +10945,7 @@
           <w:sz w:val="19"/>
           <w:szCs w:val="19"/>
         </w:rPr>
-        <w:t xml:space="preserve">12.8 × (1 − 0.20) × (1 − 0.50) = 5.12   →   5.12 &lt; 6   →   t = 1</w:t>
+        <w:t xml:space="preserve">12.8 × (1 − 0.55) × (1 − 0.50) = 2.88   →   2.88 &lt; 6   →   t = 1</w:t>
       </w:r>
     </w:p>
     <w:p>
@@ -11349,7 +11349,7 @@
                 <w:sz w:val="19"/>
                 <w:szCs w:val="19"/>
               </w:rPr>
-              <w:t xml:space="preserve">5.12</w:t>
+              <w:t xml:space="preserve">2.88</w:t>
             </w:r>
           </w:p>
         </w:tc>
